--- a/paper/两卦相重与八卦相荡_量子形式化_图文版.docx
+++ b/paper/两卦相重与八卦相荡_量子形式化_图文版.docx
@@ -11012,7 +11012,7 @@
           <w:i w:val="0"/>
           <w:sz w:val="24"/>
         </w:rPr>
-        <w:t>本文全部实验代码与数据已开源。</w:t>
+        <w:t xml:space="preserve">本文全部实验代码与数据已开源，存放于独立的 </w:t>
       </w:r>
       <w:r>
         <w:rPr>
@@ -11021,7 +11021,7 @@
           <w:i w:val="0"/>
           <w:sz w:val="24"/>
         </w:rPr>
-        <w:t>YLYW/QYUF 量子易理系统的代码仓库</w:t>
+        <w:t>QYUF 量子易理模型仓库</w:t>
       </w:r>
       <w:r>
         <w:rPr>
@@ -11030,7 +11030,7 @@
           <w:i w:val="0"/>
           <w:sz w:val="24"/>
         </w:rPr>
-        <w:t>为：</w:t>
+        <w:t>（含完整版本演进历史，tag v0.4→v4.1）：</w:t>
       </w:r>
     </w:p>
     <w:p>
@@ -11054,7 +11054,7 @@
           <w:i w:val="0"/>
           <w:sz w:val="24"/>
         </w:rPr>
-        <w:t>：https://github.com/qdmxl/ylyw</w:t>
+        <w:t>：https://github.com/qdmxl/qyuf</w:t>
       </w:r>
     </w:p>
     <w:p>
@@ -11078,7 +11078,7 @@
           <w:i w:val="0"/>
           <w:sz w:val="24"/>
         </w:rPr>
-        <w:t>：https://github.com/qdmxl/ylyw/tree/master/QYUF/experiment（`yijing_quantum_experiment.py`、`qyuf_model.py`、`qyuf_learnable_h.py`）</w:t>
+        <w:t>：https://github.com/qdmxl/qyuf/tree/main/experiment（`yijing_quantum_experiment.py`、`qyuf_model.py`、`qyuf_learnable_h.py`）</w:t>
       </w:r>
     </w:p>
     <w:p>
@@ -11102,7 +11102,7 @@
           <w:i w:val="0"/>
           <w:sz w:val="24"/>
         </w:rPr>
-        <w:t>：https://github.com/qdmxl/ylyw/tree/master/QYUF/experiments（统计假设检验、ALFWorld 端到端等）</w:t>
+        <w:t>：https://github.com/qdmxl/qyuf/tree/main/experiments（统计假设检验、ALFWorld 端到端等）</w:t>
       </w:r>
     </w:p>
     <w:p>
@@ -11126,36 +11126,7 @@
           <w:i w:val="0"/>
           <w:sz w:val="24"/>
         </w:rPr>
-        <w:t>：https://github.com/qdmxl/ylyw/tree/master/QYUF/paper（`两卦相重与八卦相荡的量子形式化-完整版.docx` 及 `figures/`）</w:t>
-      </w:r>
-    </w:p>
-    <w:p>
-      <w:pPr>
-        <w:ind w:left="425"/>
-      </w:pPr>
-      <w:r>
-        <w:rPr>
-          <w:rFonts w:ascii="Times New Roman" w:hAnsi="Times New Roman" w:eastAsia="楷体"/>
-          <w:b w:val="0"/>
-          <w:i w:val="0"/>
-          <w:color w:val="555555"/>
-          <w:sz w:val="20"/>
-        </w:rPr>
-        <w:t>注：量子相关代码位于 YLYW 主仓库的 `QYUF/` 子目录下，与 YLYW 具身智能代码统一版本管理。</w:t>
-      </w:r>
-    </w:p>
-    <w:p>
-      <w:pPr>
-        <w:spacing w:before="120" w:after="80"/>
-      </w:pPr>
-      <w:r>
-        <w:rPr>
-          <w:rFonts w:ascii="Times New Roman" w:hAnsi="Times New Roman" w:eastAsia="黑体"/>
-          <w:b/>
-          <w:i w:val="0"/>
-          <w:sz w:val="24"/>
-        </w:rPr>
-        <w:t>B. 复现说明</w:t>
+        <w:t>：https://github.com/qdmxl/qyuf/tree/main/paper（`两卦相重与八卦相荡的量子形式化-完整版.docx`、`两卦相重与八卦相荡_量子形式化_图文版.docx` 及 `figures/`）</w:t>
       </w:r>
     </w:p>
     <w:p>
@@ -11166,11 +11137,34 @@
       <w:r>
         <w:rPr>
           <w:rFonts w:ascii="Times New Roman" w:hAnsi="Times New Roman" w:eastAsia="宋体"/>
+          <w:b/>
+          <w:i w:val="0"/>
+          <w:sz w:val="24"/>
+        </w:rPr>
+        <w:t>版本演进</w:t>
+      </w:r>
+      <w:r>
+        <w:rPr>
+          <w:rFonts w:ascii="Times New Roman" w:hAnsi="Times New Roman" w:eastAsia="宋体"/>
           <w:b w:val="0"/>
           <w:i w:val="0"/>
           <w:sz w:val="24"/>
         </w:rPr>
-        <w:t>克隆仓库：`git clone https://github.com/qdmxl/ylyw.git`</w:t>
+        <w:t>：仓库 tag 记录完整演进 `v0.4`（量子势能）→`v1.0`（Grover）→`v2.0`（自适应）→`v3.0/v3.5`（多特征分形）→`v4.0`（严格酉变换）→`v4.1`（ALFWorld V20 端到端）。</w:t>
+      </w:r>
+    </w:p>
+    <w:p>
+      <w:pPr>
+        <w:spacing w:before="120" w:after="80"/>
+      </w:pPr>
+      <w:r>
+        <w:rPr>
+          <w:rFonts w:ascii="Times New Roman" w:hAnsi="Times New Roman" w:eastAsia="黑体"/>
+          <w:b/>
+          <w:i w:val="0"/>
+          <w:sz w:val="24"/>
+        </w:rPr>
+        <w:t>B. 复现说明</w:t>
       </w:r>
     </w:p>
     <w:p>
@@ -11185,7 +11179,7 @@
           <w:i w:val="0"/>
           <w:sz w:val="24"/>
         </w:rPr>
-        <w:t>神经网络仿真环境（Python 3.9+，NumPy）即可运行形式化验证脚本，无需量子硬件；</w:t>
+        <w:t>克隆仓库：`git clone https://github.com/qdmxl/qyuf.git`</w:t>
       </w:r>
     </w:p>
     <w:p>
@@ -11200,7 +11194,7 @@
           <w:i w:val="0"/>
           <w:sz w:val="24"/>
         </w:rPr>
-        <w:t>进入 `QYUF/experiments/` 运行 `qyuf_submit.py` 复现统计假设检验，运行 `qyuf_v40_e2e_alfworld.py` 复现 ALFWorld 端到端验证；</w:t>
+        <w:t>神经网络仿真环境（Python 3.9+，NumPy）即可运行形式化验证脚本，无需量子硬件；</w:t>
       </w:r>
     </w:p>
     <w:p>
@@ -11215,7 +11209,22 @@
           <w:i w:val="0"/>
           <w:sz w:val="24"/>
         </w:rPr>
-        <w:t>如需真实量子硬件验证，可参考 `QYUF/experiments/qyuf_qiskit_verify.py`（Qiskit 接口）。</w:t>
+        <w:t>进入 `experiments/` 运行 `qyuf_submit.py` 复现统计假设检验，运行 `qyuf_v40_e2e_alfworld.py` 复现 ALFWorld 端到端验证；</w:t>
+      </w:r>
+    </w:p>
+    <w:p>
+      <w:pPr>
+        <w:pStyle w:val="ListBullet"/>
+        <w:spacing w:line="324" w:lineRule="auto"/>
+      </w:pPr>
+      <w:r>
+        <w:rPr>
+          <w:rFonts w:ascii="Times New Roman" w:hAnsi="Times New Roman" w:eastAsia="宋体"/>
+          <w:b w:val="0"/>
+          <w:i w:val="0"/>
+          <w:sz w:val="24"/>
+        </w:rPr>
+        <w:t>如需真实量子硬件验证，可参考 `experiments/qyuf_qiskit_verify.py`（Qiskit 接口）。</w:t>
       </w:r>
     </w:p>
     <w:p>
